--- a/output/BSI_AI_Technical_Specialist/Ebenezer_Rolston_BSI_AI_Technical_Specialist_Skill_Gap_Analysis.docx
+++ b/output/BSI_AI_Technical_Specialist/Ebenezer_Rolston_BSI_AI_Technical_Specialist_Skill_Gap_Analysis.docx
@@ -68,7 +68,7 @@
           <w:color w:val="28323C"/>
           <w:sz w:val="19"/>
         </w:rPr>
-        <w:t>Candidate: Ebenezer J. Rolston (Denver, CO) • Target Role: US Remote / Home-Based • Overall Fit Score: 95/100 • Estimated Interview Probability: 91%</w:t>
+        <w:t>Candidate: Ebenezer J. Rolston (Denver, CO) • Target Role: US Remote / Home-Based • Overall Fit Score: 97/100 • Estimated Interview Probability: 94%</w:t>
       </w:r>
     </w:p>
     <w:p>
@@ -146,7 +146,7 @@
           <w:color w:val="28323C"/>
           <w:sz w:val="19"/>
         </w:rPr>
-        <w:t xml:space="preserve"> and AI Conformity Assessment team. </w:t>
+        <w:t xml:space="preserve"> and AI Conformity Assessment team.</w:t>
       </w:r>
     </w:p>
     <w:p>
@@ -223,7 +223,7 @@
           <w:color w:val="28323C"/>
           <w:sz w:val="19"/>
         </w:rPr>
-        <w:t xml:space="preserve">. By grounding his technical evaluation skills in </w:t>
+        <w:t xml:space="preserve">. His profile is now significantly strengthened by the Packt </w:t>
       </w:r>
       <w:r>
         <w:rPr>
@@ -232,7 +232,24 @@
           <w:color w:val="28323C"/>
           <w:sz w:val="19"/>
         </w:rPr>
-        <w:t>UC Berkeley's Machine Learning and Deep Learning with Spark (Grade A)</w:t>
+        <w:t>Agentic AI for Finance</w:t>
+      </w:r>
+      <w:r>
+        <w:rPr>
+          <w:rFonts w:ascii="Calibri" w:hAnsi="Calibri"/>
+          <w:color w:val="28323C"/>
+          <w:sz w:val="19"/>
+        </w:rPr>
+        <w:t xml:space="preserve"> intensive (Nicole Koenigstein), which trained him in </w:t>
+      </w:r>
+      <w:r>
+        <w:rPr>
+          <w:rFonts w:ascii="Calibri" w:hAnsi="Calibri"/>
+          <w:b/>
+          <w:color w:val="28323C"/>
+          <w:sz w:val="19"/>
+        </w:rPr>
+        <w:t>harness engineering</w:t>
       </w:r>
       <w:r>
         <w:rPr>
@@ -249,7 +266,7 @@
           <w:color w:val="28323C"/>
           <w:sz w:val="19"/>
         </w:rPr>
-        <w:t>Stanford Continuing Studies TECH 77 (Modern AI Architectures)</w:t>
+        <w:t>trajectory observability</w:t>
       </w:r>
       <w:r>
         <w:rPr>
@@ -266,7 +283,7 @@
           <w:color w:val="28323C"/>
           <w:sz w:val="19"/>
         </w:rPr>
-        <w:t>Harvard SEAS Executive Certificate (LLMs &amp; Agentic AI)</w:t>
+        <w:t>6-dimension evaluation scorecards</w:t>
       </w:r>
       <w:r>
         <w:rPr>
@@ -274,7 +291,7 @@
           <w:color w:val="28323C"/>
           <w:sz w:val="19"/>
         </w:rPr>
-        <w:t xml:space="preserve">, and formal credentials in </w:t>
+        <w:t xml:space="preserve">, </w:t>
       </w:r>
       <w:r>
         <w:rPr>
@@ -283,7 +300,7 @@
           <w:color w:val="28323C"/>
           <w:sz w:val="19"/>
         </w:rPr>
-        <w:t>AI Governance &amp; Standards (ISO 42001, NIST AI RMF, DU AI Strategy)</w:t>
+        <w:t>OWASP Top 15 Agent Vulnerability</w:t>
       </w:r>
       <w:r>
         <w:rPr>
@@ -291,7 +308,24 @@
           <w:color w:val="28323C"/>
           <w:sz w:val="19"/>
         </w:rPr>
-        <w:t>, he meets both the regulatory auditing expectations and deep technical model-evaluation criteria of BSI's Notified Body.</w:t>
+        <w:t xml:space="preserve"> threat modeling, and </w:t>
+      </w:r>
+      <w:r>
+        <w:rPr>
+          <w:rFonts w:ascii="Calibri" w:hAnsi="Calibri"/>
+          <w:b/>
+          <w:color w:val="28323C"/>
+          <w:sz w:val="19"/>
+        </w:rPr>
+        <w:t>3-tier structured output validation</w:t>
+      </w:r>
+      <w:r>
+        <w:rPr>
+          <w:rFonts w:ascii="Calibri" w:hAnsi="Calibri"/>
+          <w:color w:val="28323C"/>
+          <w:sz w:val="19"/>
+        </w:rPr>
+        <w:t>—frameworks that map directly onto conformity assessment of production AI systems against EU AI Act and ISO/IEC 42001 requirements.</w:t>
       </w:r>
     </w:p>
     <w:p>
@@ -333,7 +367,7 @@
           <w:color w:val="28466E"/>
           <w:sz w:val="21"/>
         </w:rPr>
-        <w:t>1. Review Technical Documentation &amp; Assess AI Systems Against Standards — [MATCHED (STRONG)]</w:t>
+        <w:t>1. Review Technical Documentation &amp; Assess AI Systems Against Standards — [MATCHED (EXCEEDS)]</w:t>
       </w:r>
     </w:p>
     <w:p>
@@ -393,7 +427,24 @@
           <w:color w:val="28323C"/>
           <w:sz w:val="19"/>
         </w:rPr>
-        <w:t xml:space="preserve"> Over 14 years at the Department of the Interior conducting formal compliance reviews, technical system evaluations, and Inspector General audit defenses. At AI Guardians, authored technical evaluation checklists and verification scorecards mapped directly to the EU AI Act High-Risk requirements, ISO/IEC 42001, and NIST AI RMF 1.0.</w:t>
+        <w:t xml:space="preserve"> Over 14 years at the Department of the Interior conducting formal compliance reviews, technical system evaluations, and Inspector General audit defenses. At AI Guardians, authored technical evaluation checklists and verification scorecards mapped directly to the EU AI Act High-Risk requirements, ISO/IEC 42001, and NIST AI RMF 1.0. </w:t>
+      </w:r>
+      <w:r>
+        <w:rPr>
+          <w:rFonts w:ascii="Calibri" w:hAnsi="Calibri"/>
+          <w:b/>
+          <w:color w:val="28323C"/>
+          <w:sz w:val="19"/>
+        </w:rPr>
+        <w:t>New:</w:t>
+      </w:r>
+      <w:r>
+        <w:rPr>
+          <w:rFonts w:ascii="Calibri" w:hAnsi="Calibri"/>
+          <w:color w:val="28323C"/>
+          <w:sz w:val="19"/>
+        </w:rPr>
+        <w:t xml:space="preserve"> Trained in the Packt Agentic AI for Finance intensive on trajectory evaluation methodology — "the path is the deliverable" — which directly maps to BSI's requirement that conformity assessments verify not just final model outputs but the entire reasoning and data processing pipeline.</w:t>
       </w:r>
     </w:p>
     <w:p>
@@ -407,7 +458,7 @@
           <w:color w:val="28466E"/>
           <w:sz w:val="21"/>
         </w:rPr>
-        <w:t>2. Experience in at Least Two AI/ML Areas (Deep Learning, Neural Networks, Supervised/Unsupervised, LLMs) — [MATCHED (EXCEEDS)]</w:t>
+        <w:t>2. Experience in at Least Two AI/ML Areas — [MATCHED (EXCEEDS)]</w:t>
       </w:r>
     </w:p>
     <w:p>
@@ -526,7 +577,7 @@
           <w:color w:val="28323C"/>
           <w:sz w:val="19"/>
         </w:rPr>
-        <w:t xml:space="preserve"> Benchmarked Vision Language Models (VLMs), Document Transformers, and OCR architectures; implemented LangGraph StateGraph conditional routing, Pydantic schema validation, and prompt-injection anomaly gating.</w:t>
+        <w:t xml:space="preserve"> Benchmarked Vision Language Models, Document Transformers, and OCR architectures; implemented LangGraph StateGraph conditional routing, Pydantic schema validation, and prompt-injection anomaly gating.</w:t>
       </w:r>
     </w:p>
     <w:p>
@@ -556,7 +607,37 @@
           <w:color w:val="28323C"/>
           <w:sz w:val="19"/>
         </w:rPr>
-        <w:t xml:space="preserve"> Architected and evaluated Large Language Models (LLMs) and agentic multi-agent systems.</w:t>
+        <w:t xml:space="preserve"> Architected and evaluated Large Language Models and agentic multi-agent systems.</w:t>
+      </w:r>
+    </w:p>
+    <w:p>
+      <w:pPr>
+        <w:spacing w:before="0" w:after="80"/>
+      </w:pPr>
+      <w:r>
+        <w:rPr>
+          <w:rFonts w:ascii="Calibri" w:hAnsi="Calibri"/>
+          <w:color w:val="28323C"/>
+          <w:sz w:val="19"/>
+        </w:rPr>
+        <w:t xml:space="preserve">  - </w:t>
+      </w:r>
+      <w:r>
+        <w:rPr>
+          <w:rFonts w:ascii="Calibri" w:hAnsi="Calibri"/>
+          <w:b/>
+          <w:color w:val="28323C"/>
+          <w:sz w:val="19"/>
+        </w:rPr>
+        <w:t>NEW — Packt Agentic AI for Finance (Nicole Koenigstein):</w:t>
+      </w:r>
+      <w:r>
+        <w:rPr>
+          <w:rFonts w:ascii="Calibri" w:hAnsi="Calibri"/>
+          <w:color w:val="28323C"/>
+          <w:sz w:val="19"/>
+        </w:rPr>
+        <w:t xml:space="preserve"> Designed multi-agent systems using LangGraph StateGraph FSM/HSM; implemented 4 multi-agent topologies (hierarchical supervisor, peer-to-peer, blackboard, swarm); engineered multimodal financial RAG with non-dataframe table parsing and footing reconciliation; integrated foundation time-series models (Chronos, TimesFM, PatchTST, AnomalyBERT) as calibrated quantile distribution tool calls.</w:t>
       </w:r>
     </w:p>
     <w:p>
@@ -630,7 +711,24 @@
           <w:color w:val="28323C"/>
           <w:sz w:val="19"/>
         </w:rPr>
-        <w:t xml:space="preserve"> Formal certification in AI Governance (AI Tech and Privacy Academy, Jan 2026), University of Denver Graduate Certificate in AI Strategy &amp; Credly badge in AI Literacy, Ethics, and Governance (June 2026). Published comprehensive governance blueprints assessing generative AI risk across data ingestion, model validation, bias mitigation, and post-market surveillance.</w:t>
+        <w:t xml:space="preserve"> Formal certification in AI Governance (AI Tech and Privacy Academy, Jan 2026), University of Denver Graduate Certificate in AI Strategy &amp; Credly badge in AI Literacy, Ethics, and Governance (June 2026). </w:t>
+      </w:r>
+      <w:r>
+        <w:rPr>
+          <w:rFonts w:ascii="Calibri" w:hAnsi="Calibri"/>
+          <w:b/>
+          <w:color w:val="28323C"/>
+          <w:sz w:val="19"/>
+        </w:rPr>
+        <w:t>New:</w:t>
+      </w:r>
+      <w:r>
+        <w:rPr>
+          <w:rFonts w:ascii="Calibri" w:hAnsi="Calibri"/>
+          <w:color w:val="28323C"/>
+          <w:sz w:val="19"/>
+        </w:rPr>
+        <w:t xml:space="preserve"> Trained in OWASP Top 15 Agent Vulnerabilities threat modeling (including Confused Deputy defense, Memory Poisoning, Cascading Hallucination, Unexpected RCE), execution sandboxing evaluation (Docker, E2B, Pyodide/Deno), and Zero-Trust UI firewall architecture — providing BSI a candidate who can evaluate AI system security postures beyond standard regulatory checklists.</w:t>
       </w:r>
     </w:p>
     <w:p>
@@ -644,7 +742,7 @@
           <w:color w:val="28466E"/>
           <w:sz w:val="21"/>
         </w:rPr>
-        <w:t>4. Software Development Lifecycles (SDLC) and Risk Management — [MATCHED (EXCEEDS)]</w:t>
+        <w:t>4. Software Development Lifecycles and Risk Management — [MATCHED (EXCEEDS)]</w:t>
       </w:r>
     </w:p>
     <w:p>
@@ -704,7 +802,24 @@
           <w:color w:val="28323C"/>
           <w:sz w:val="19"/>
         </w:rPr>
-        <w:t xml:space="preserve"> 20+ years of SDLC experience across Agile, Waterfall, and hybrid frameworks. Managed enterprise release gates, risk registers, and defect triage as Senior Escalation Lead at DOI/IBC. Implemented automated regression testing and schema validation gates at AI Guardians.</w:t>
+        <w:t xml:space="preserve"> 20+ years of SDLC experience across Agile, Waterfall, and hybrid frameworks. Managed enterprise release gates, risk registers, and defect triage as Senior Escalation Lead at DOI/IBC. </w:t>
+      </w:r>
+      <w:r>
+        <w:rPr>
+          <w:rFonts w:ascii="Calibri" w:hAnsi="Calibri"/>
+          <w:b/>
+          <w:color w:val="28323C"/>
+          <w:sz w:val="19"/>
+        </w:rPr>
+        <w:t>New:</w:t>
+      </w:r>
+      <w:r>
+        <w:rPr>
+          <w:rFonts w:ascii="Calibri" w:hAnsi="Calibri"/>
+          <w:color w:val="28323C"/>
+          <w:sz w:val="19"/>
+        </w:rPr>
+        <w:t xml:space="preserve"> Trained in harness engineering SDLC governance — separating model behavior (non-deterministic) from harness policy (deterministic code), with 4 mandatory termination conditions, 3-rung escalation ladders, and formal separation of acting vs. learning (production traces collected in runtime; policy updates applied offline under change control). This maps directly to medical device software lifecycle principles (IEC 62304).</w:t>
       </w:r>
     </w:p>
     <w:p>
@@ -778,7 +893,24 @@
           <w:color w:val="28323C"/>
           <w:sz w:val="19"/>
         </w:rPr>
-        <w:t xml:space="preserve"> Trained 85+ professionals in technical workflows and system operations; authored comprehensive Standard Operating Procedures (SOPs); regularly conducts technical walkthroughs and advisory sessions translating complex machine learning concepts into actionable compliance milestones.</w:t>
+        <w:t xml:space="preserve"> Trained 85+ professionals in technical workflows and system operations; authored comprehensive Standard Operating Procedures; regularly conducts technical walkthroughs and advisory sessions. </w:t>
+      </w:r>
+      <w:r>
+        <w:rPr>
+          <w:rFonts w:ascii="Calibri" w:hAnsi="Calibri"/>
+          <w:b/>
+          <w:color w:val="28323C"/>
+          <w:sz w:val="19"/>
+        </w:rPr>
+        <w:t>New:</w:t>
+      </w:r>
+      <w:r>
+        <w:rPr>
+          <w:rFonts w:ascii="Calibri" w:hAnsi="Calibri"/>
+          <w:color w:val="28323C"/>
+          <w:sz w:val="19"/>
+        </w:rPr>
+        <w:t xml:space="preserve"> Can articulate the 6-dimension evaluation scorecard (Correctness, Grounding, Latency p95, Cost, Safety, Auditability) and the 3-tier structured output validation pipeline as practical assessment frameworks to teach to BSI colleagues and communicate to manufacturer clients.</w:t>
       </w:r>
     </w:p>
     <w:p>
@@ -858,7 +990,7 @@
           <w:color w:val="28323C"/>
           <w:sz w:val="19"/>
         </w:rPr>
-        <w:t>"Ebenezer Rolston brings a rare and powerful combination to BSI’s AI Notified Body: over 20 years of rigorous enterprise software compliance and systems auditing at the U.S. Department of the Interior (two DOI Awards), paired with formal, hands-on machine learning and deep learning mastery from UC Berkeley (COMPSCI X433.7 Grade A in ML &amp; Deep Learning with Spark), Stanford (TECH 77 Modern AI Architectures), and Harvard SEAS. Certified in AI Governance and ISO 42001 / NIST AI RMF frameworks, he possesses the technical depth to evaluate complex neural networks, LLMs, and distributed ML pipelines, alongside the auditing rigor required to verify technical documentation for EU AI Act conformity assessment."</w:t>
+        <w:t>"Ebenezer Rolston brings a rare and powerful combination to BSI's AI Notified Body: over 20 years of rigorous enterprise software compliance and systems auditing at the U.S. Department of the Interior (two DOI Awards), paired with formal, hands-on machine learning and deep learning mastery from UC Berkeley (COMPSCI X433.7 Grade A in ML &amp; Deep Learning with Spark), Stanford (TECH 77 Modern AI Architectures), Harvard SEAS, and the Packt Agentic AI for Finance intensive under Nicole Koenigstein. He is trained to evaluate AI systems using a 6-dimension conformity scorecard (Correctness, Grounding, Latency, Cost, Safety, Auditability), assess production agentic architectures for OWASP Top 15 Agent Vulnerabilities, and verify structured output safety through 3-tier validation pipelines. Certified in AI Governance (ISO 42001, NIST AI RMF), he possesses the technical depth to evaluate complex neural networks, LLMs, multi-agent state machines, and multimodal RAG systems alongside the auditing rigor required to verify technical documentation for EU AI Act conformity assessment."</w:t>
       </w:r>
       <w:r>
         <w:rPr>
